--- a/public/fun/forms/이력서_산업안전관리_10_JSONResume형.docx
+++ b/public/fun/forms/이력서_산업안전관리_10_JSONResume형.docx
@@ -345,7 +345,7 @@
           <w:color w:val="806D42"/>
           <w:sz w:val="17"/>
         </w:rPr>
-        <w:t>certificates</w:t>
+        <w:t>education</w:t>
       </w:r>
       <w:r>
         <w:rPr>
@@ -354,7 +354,7 @@
           <w:color w:val="4D4123"/>
           <w:sz w:val="22"/>
         </w:rPr>
-        <w:t xml:space="preserve">   안전 · 보건 자격</w:t>
+        <w:t xml:space="preserve">   학력 · 교육</w:t>
       </w:r>
     </w:p>
     <w:tbl>
@@ -380,9 +380,8 @@
       </w:tblPr>
       <w:tblGrid>
         <w:gridCol w:w="2070"/>
-        <w:gridCol w:w="2760"/>
-        <w:gridCol w:w="2760"/>
-        <w:gridCol w:w="2760"/>
+        <w:gridCol w:w="4140"/>
+        <w:gridCol w:w="4140"/>
       </w:tblGrid>
       <w:tr>
         <w:trPr>
@@ -406,13 +405,13 @@
                 <w:color w:val="4D4123"/>
                 <w:sz w:val="19"/>
               </w:rPr>
-              <w:t>취득일</w:t>
+              <w:t>기 간</w:t>
             </w:r>
           </w:p>
         </w:tc>
         <w:tc>
           <w:tcPr>
-            <w:tcW w:type="dxa" w:w="2760"/>
+            <w:tcW w:type="dxa" w:w="4140"/>
             <w:shd w:val="clear" w:color="auto" w:fill="F6F4F1"/>
             <w:vAlign w:val="center"/>
           </w:tcPr>
@@ -427,13 +426,13 @@
                 <w:color w:val="4D4123"/>
                 <w:sz w:val="19"/>
               </w:rPr>
-              <w:t>자격명</w:t>
+              <w:t>학교 / 기관</w:t>
             </w:r>
           </w:p>
         </w:tc>
         <w:tc>
           <w:tcPr>
-            <w:tcW w:type="dxa" w:w="2760"/>
+            <w:tcW w:type="dxa" w:w="4140"/>
             <w:shd w:val="clear" w:color="auto" w:fill="F6F4F1"/>
             <w:vAlign w:val="center"/>
           </w:tcPr>
@@ -448,28 +447,70 @@
                 <w:color w:val="4D4123"/>
                 <w:sz w:val="19"/>
               </w:rPr>
-              <w:t>발급 기관</w:t>
+              <w:t>내 용</w:t>
+            </w:r>
+          </w:p>
+        </w:tc>
+      </w:tr>
+      <w:tr>
+        <w:trPr>
+          <w:trHeight w:val="465" w:hRule="atLeast"/>
+          <w:cantSplit/>
+        </w:trPr>
+        <w:tc>
+          <w:tcPr>
+            <w:tcW w:type="dxa" w:w="2070"/>
+            <w:vAlign w:val="center"/>
+          </w:tcPr>
+          <w:p>
+            <w:pPr>
+              <w:spacing w:before="0" w:after="0"/>
+              <w:jc w:val="left"/>
+            </w:pPr>
+            <w:r>
+              <w:rPr>
+                <w:color w:val="A9B0B8"/>
+                <w:sz w:val="16"/>
+              </w:rPr>
+              <w:t>예) 2022.03 ~ 2024.02</w:t>
             </w:r>
           </w:p>
         </w:tc>
         <w:tc>
           <w:tcPr>
-            <w:tcW w:type="dxa" w:w="2760"/>
-            <w:shd w:val="clear" w:color="auto" w:fill="F6F4F1"/>
+            <w:tcW w:type="dxa" w:w="4140"/>
             <w:vAlign w:val="center"/>
           </w:tcPr>
           <w:p>
             <w:pPr>
               <w:spacing w:before="0" w:after="0"/>
-              <w:jc w:val="center"/>
+              <w:jc w:val="left"/>
             </w:pPr>
             <w:r>
               <w:rPr>
-                <w:b/>
-                <w:color w:val="4D4123"/>
-                <w:sz w:val="19"/>
+                <w:color w:val="A9B0B8"/>
+                <w:sz w:val="16"/>
               </w:rPr>
-              <w:t>번 호</w:t>
+              <w:t>○○대학교 (졸업)</w:t>
+            </w:r>
+          </w:p>
+        </w:tc>
+        <w:tc>
+          <w:tcPr>
+            <w:tcW w:type="dxa" w:w="4140"/>
+            <w:vAlign w:val="center"/>
+          </w:tcPr>
+          <w:p>
+            <w:pPr>
+              <w:spacing w:before="0" w:after="0"/>
+              <w:jc w:val="left"/>
+            </w:pPr>
+            <w:r>
+              <w:rPr>
+                <w:color w:val="A9B0B8"/>
+                <w:sz w:val="16"/>
+              </w:rPr>
+              <w:t>배운 점 · 활동 내용</w:t>
             </w:r>
           </w:p>
         </w:tc>
@@ -488,21 +529,14 @@
         </w:tc>
         <w:tc>
           <w:tcPr>
-            <w:tcW w:type="dxa" w:w="2760"/>
+            <w:tcW w:type="dxa" w:w="4140"/>
             <w:vAlign w:val="center"/>
           </w:tcPr>
           <w:p/>
         </w:tc>
         <w:tc>
           <w:tcPr>
-            <w:tcW w:type="dxa" w:w="2760"/>
-            <w:vAlign w:val="center"/>
-          </w:tcPr>
-          <w:p/>
-        </w:tc>
-        <w:tc>
-          <w:tcPr>
-            <w:tcW w:type="dxa" w:w="2760"/>
+            <w:tcW w:type="dxa" w:w="4140"/>
             <w:vAlign w:val="center"/>
           </w:tcPr>
           <w:p/>
@@ -522,89 +556,14 @@
         </w:tc>
         <w:tc>
           <w:tcPr>
-            <w:tcW w:type="dxa" w:w="2760"/>
+            <w:tcW w:type="dxa" w:w="4140"/>
             <w:vAlign w:val="center"/>
           </w:tcPr>
           <w:p/>
         </w:tc>
         <w:tc>
           <w:tcPr>
-            <w:tcW w:type="dxa" w:w="2760"/>
-            <w:vAlign w:val="center"/>
-          </w:tcPr>
-          <w:p/>
-        </w:tc>
-        <w:tc>
-          <w:tcPr>
-            <w:tcW w:type="dxa" w:w="2760"/>
-            <w:vAlign w:val="center"/>
-          </w:tcPr>
-          <w:p/>
-        </w:tc>
-      </w:tr>
-      <w:tr>
-        <w:trPr>
-          <w:trHeight w:val="465" w:hRule="atLeast"/>
-          <w:cantSplit/>
-        </w:trPr>
-        <w:tc>
-          <w:tcPr>
-            <w:tcW w:type="dxa" w:w="2070"/>
-            <w:vAlign w:val="center"/>
-          </w:tcPr>
-          <w:p/>
-        </w:tc>
-        <w:tc>
-          <w:tcPr>
-            <w:tcW w:type="dxa" w:w="2760"/>
-            <w:vAlign w:val="center"/>
-          </w:tcPr>
-          <w:p/>
-        </w:tc>
-        <w:tc>
-          <w:tcPr>
-            <w:tcW w:type="dxa" w:w="2760"/>
-            <w:vAlign w:val="center"/>
-          </w:tcPr>
-          <w:p/>
-        </w:tc>
-        <w:tc>
-          <w:tcPr>
-            <w:tcW w:type="dxa" w:w="2760"/>
-            <w:vAlign w:val="center"/>
-          </w:tcPr>
-          <w:p/>
-        </w:tc>
-      </w:tr>
-      <w:tr>
-        <w:trPr>
-          <w:trHeight w:val="465" w:hRule="atLeast"/>
-          <w:cantSplit/>
-        </w:trPr>
-        <w:tc>
-          <w:tcPr>
-            <w:tcW w:type="dxa" w:w="2070"/>
-            <w:vAlign w:val="center"/>
-          </w:tcPr>
-          <w:p/>
-        </w:tc>
-        <w:tc>
-          <w:tcPr>
-            <w:tcW w:type="dxa" w:w="2760"/>
-            <w:vAlign w:val="center"/>
-          </w:tcPr>
-          <w:p/>
-        </w:tc>
-        <w:tc>
-          <w:tcPr>
-            <w:tcW w:type="dxa" w:w="2760"/>
-            <w:vAlign w:val="center"/>
-          </w:tcPr>
-          <w:p/>
-        </w:tc>
-        <w:tc>
-          <w:tcPr>
-            <w:tcW w:type="dxa" w:w="2760"/>
+            <w:tcW w:type="dxa" w:w="4140"/>
             <w:vAlign w:val="center"/>
           </w:tcPr>
           <w:p/>
@@ -765,7 +724,19 @@
             <w:tcW w:type="dxa" w:w="2070"/>
             <w:vAlign w:val="center"/>
           </w:tcPr>
-          <w:p/>
+          <w:p>
+            <w:pPr>
+              <w:spacing w:before="0" w:after="0"/>
+              <w:jc w:val="left"/>
+            </w:pPr>
+            <w:r>
+              <w:rPr>
+                <w:color w:val="A9B0B8"/>
+                <w:sz w:val="16"/>
+              </w:rPr>
+              <w:t>예) 2022.03 ~ 2024.02</w:t>
+            </w:r>
+          </w:p>
         </w:tc>
         <w:tc>
           <w:tcPr>
@@ -786,7 +757,19 @@
             <w:tcW w:type="dxa" w:w="2760"/>
             <w:vAlign w:val="center"/>
           </w:tcPr>
-          <w:p/>
+          <w:p>
+            <w:pPr>
+              <w:spacing w:before="0" w:after="0"/>
+              <w:jc w:val="left"/>
+            </w:pPr>
+            <w:r>
+              <w:rPr>
+                <w:color w:val="A9B0B8"/>
+                <w:sz w:val="16"/>
+              </w:rPr>
+              <w:t>맡은 일 + 숫자 성과</w:t>
+            </w:r>
+          </w:p>
         </w:tc>
       </w:tr>
       <w:tr>
@@ -1035,7 +1018,7 @@
           <w:color w:val="806D42"/>
           <w:sz w:val="17"/>
         </w:rPr>
-        <w:t>education</w:t>
+        <w:t>certificates</w:t>
       </w:r>
       <w:r>
         <w:rPr>
@@ -1044,7 +1027,7 @@
           <w:color w:val="4D4123"/>
           <w:sz w:val="22"/>
         </w:rPr>
-        <w:t xml:space="preserve">   학력 · 교육</w:t>
+        <w:t xml:space="preserve">   안전 · 보건 자격</w:t>
       </w:r>
     </w:p>
     <w:tbl>
@@ -1070,8 +1053,9 @@
       </w:tblPr>
       <w:tblGrid>
         <w:gridCol w:w="2070"/>
-        <w:gridCol w:w="4140"/>
-        <w:gridCol w:w="4140"/>
+        <w:gridCol w:w="2760"/>
+        <w:gridCol w:w="2760"/>
+        <w:gridCol w:w="2760"/>
       </w:tblGrid>
       <w:tr>
         <w:trPr>
@@ -1095,13 +1079,13 @@
                 <w:color w:val="4D4123"/>
                 <w:sz w:val="19"/>
               </w:rPr>
-              <w:t>기 간</w:t>
+              <w:t>취득일</w:t>
             </w:r>
           </w:p>
         </w:tc>
         <w:tc>
           <w:tcPr>
-            <w:tcW w:type="dxa" w:w="4140"/>
+            <w:tcW w:type="dxa" w:w="2760"/>
             <w:shd w:val="clear" w:color="auto" w:fill="F6F4F1"/>
             <w:vAlign w:val="center"/>
           </w:tcPr>
@@ -1116,13 +1100,13 @@
                 <w:color w:val="4D4123"/>
                 <w:sz w:val="19"/>
               </w:rPr>
-              <w:t>학교 / 기관</w:t>
+              <w:t>자격명</w:t>
             </w:r>
           </w:p>
         </w:tc>
         <w:tc>
           <w:tcPr>
-            <w:tcW w:type="dxa" w:w="4140"/>
+            <w:tcW w:type="dxa" w:w="2760"/>
             <w:shd w:val="clear" w:color="auto" w:fill="F6F4F1"/>
             <w:vAlign w:val="center"/>
           </w:tcPr>
@@ -1137,7 +1121,28 @@
                 <w:color w:val="4D4123"/>
                 <w:sz w:val="19"/>
               </w:rPr>
-              <w:t>내 용</w:t>
+              <w:t>발급 기관</w:t>
+            </w:r>
+          </w:p>
+        </w:tc>
+        <w:tc>
+          <w:tcPr>
+            <w:tcW w:type="dxa" w:w="2760"/>
+            <w:shd w:val="clear" w:color="auto" w:fill="F6F4F1"/>
+            <w:vAlign w:val="center"/>
+          </w:tcPr>
+          <w:p>
+            <w:pPr>
+              <w:spacing w:before="0" w:after="0"/>
+              <w:jc w:val="center"/>
+            </w:pPr>
+            <w:r>
+              <w:rPr>
+                <w:b/>
+                <w:color w:val="4D4123"/>
+                <w:sz w:val="19"/>
+              </w:rPr>
+              <w:t>번 호</w:t>
             </w:r>
           </w:p>
         </w:tc>
@@ -1152,18 +1157,61 @@
             <w:tcW w:type="dxa" w:w="2070"/>
             <w:vAlign w:val="center"/>
           </w:tcPr>
-          <w:p/>
+          <w:p>
+            <w:pPr>
+              <w:spacing w:before="0" w:after="0"/>
+              <w:jc w:val="left"/>
+            </w:pPr>
+            <w:r>
+              <w:rPr>
+                <w:color w:val="A9B0B8"/>
+                <w:sz w:val="16"/>
+              </w:rPr>
+              <w:t>예) 2023.05.</w:t>
+            </w:r>
+          </w:p>
         </w:tc>
         <w:tc>
           <w:tcPr>
-            <w:tcW w:type="dxa" w:w="4140"/>
+            <w:tcW w:type="dxa" w:w="2760"/>
             <w:vAlign w:val="center"/>
           </w:tcPr>
-          <w:p/>
+          <w:p>
+            <w:pPr>
+              <w:spacing w:before="0" w:after="0"/>
+              <w:jc w:val="left"/>
+            </w:pPr>
+            <w:r>
+              <w:rPr>
+                <w:color w:val="A9B0B8"/>
+                <w:sz w:val="16"/>
+              </w:rPr>
+              <w:t>○○ 자격증</w:t>
+            </w:r>
+          </w:p>
         </w:tc>
         <w:tc>
           <w:tcPr>
-            <w:tcW w:type="dxa" w:w="4140"/>
+            <w:tcW w:type="dxa" w:w="2760"/>
+            <w:vAlign w:val="center"/>
+          </w:tcPr>
+          <w:p>
+            <w:pPr>
+              <w:spacing w:before="0" w:after="0"/>
+              <w:jc w:val="left"/>
+            </w:pPr>
+            <w:r>
+              <w:rPr>
+                <w:color w:val="A9B0B8"/>
+                <w:sz w:val="16"/>
+              </w:rPr>
+              <w:t>○○공단</w:t>
+            </w:r>
+          </w:p>
+        </w:tc>
+        <w:tc>
+          <w:tcPr>
+            <w:tcW w:type="dxa" w:w="2760"/>
             <w:vAlign w:val="center"/>
           </w:tcPr>
           <w:p/>
@@ -1183,14 +1231,21 @@
         </w:tc>
         <w:tc>
           <w:tcPr>
-            <w:tcW w:type="dxa" w:w="4140"/>
+            <w:tcW w:type="dxa" w:w="2760"/>
             <w:vAlign w:val="center"/>
           </w:tcPr>
           <w:p/>
         </w:tc>
         <w:tc>
           <w:tcPr>
-            <w:tcW w:type="dxa" w:w="4140"/>
+            <w:tcW w:type="dxa" w:w="2760"/>
+            <w:vAlign w:val="center"/>
+          </w:tcPr>
+          <w:p/>
+        </w:tc>
+        <w:tc>
+          <w:tcPr>
+            <w:tcW w:type="dxa" w:w="2760"/>
             <w:vAlign w:val="center"/>
           </w:tcPr>
           <w:p/>
@@ -1210,14 +1265,55 @@
         </w:tc>
         <w:tc>
           <w:tcPr>
-            <w:tcW w:type="dxa" w:w="4140"/>
+            <w:tcW w:type="dxa" w:w="2760"/>
             <w:vAlign w:val="center"/>
           </w:tcPr>
           <w:p/>
         </w:tc>
         <w:tc>
           <w:tcPr>
-            <w:tcW w:type="dxa" w:w="4140"/>
+            <w:tcW w:type="dxa" w:w="2760"/>
+            <w:vAlign w:val="center"/>
+          </w:tcPr>
+          <w:p/>
+        </w:tc>
+        <w:tc>
+          <w:tcPr>
+            <w:tcW w:type="dxa" w:w="2760"/>
+            <w:vAlign w:val="center"/>
+          </w:tcPr>
+          <w:p/>
+        </w:tc>
+      </w:tr>
+      <w:tr>
+        <w:trPr>
+          <w:trHeight w:val="465" w:hRule="atLeast"/>
+          <w:cantSplit/>
+        </w:trPr>
+        <w:tc>
+          <w:tcPr>
+            <w:tcW w:type="dxa" w:w="2070"/>
+            <w:vAlign w:val="center"/>
+          </w:tcPr>
+          <w:p/>
+        </w:tc>
+        <w:tc>
+          <w:tcPr>
+            <w:tcW w:type="dxa" w:w="2760"/>
+            <w:vAlign w:val="center"/>
+          </w:tcPr>
+          <w:p/>
+        </w:tc>
+        <w:tc>
+          <w:tcPr>
+            <w:tcW w:type="dxa" w:w="2760"/>
+            <w:vAlign w:val="center"/>
+          </w:tcPr>
+          <w:p/>
+        </w:tc>
+        <w:tc>
+          <w:tcPr>
+            <w:tcW w:type="dxa" w:w="2760"/>
             <w:vAlign w:val="center"/>
           </w:tcPr>
           <w:p/>

--- a/public/fun/forms/이력서_산업안전관리_10_JSONResume형.docx
+++ b/public/fun/forms/이력서_산업안전관리_10_JSONResume형.docx
@@ -667,7 +667,9 @@
                 <w:color w:val="4D4123"/>
                 <w:sz w:val="19"/>
               </w:rPr>
-              <w:t>사업장 / 인원 규모</w:t>
+              <w:t>사업장 / 인원</w:t>
+              <w:br/>
+              <w:t>규모</w:t>
             </w:r>
           </w:p>
         </w:tc>

--- a/public/fun/forms/이력서_산업안전관리_10_JSONResume형.docx
+++ b/public/fun/forms/이력서_산업안전관리_10_JSONResume형.docx
@@ -472,7 +472,7 @@
                 <w:color w:val="A9B0B8"/>
                 <w:sz w:val="16"/>
               </w:rPr>
-              <w:t>예) 2022.03 ~ 2024.02</w:t>
+              <w:t>예) ○○○○.○○ ~ ○○○○.○○</w:t>
             </w:r>
           </w:p>
         </w:tc>
@@ -491,7 +491,7 @@
                 <w:color w:val="A9B0B8"/>
                 <w:sz w:val="16"/>
               </w:rPr>
-              <w:t>○○대학교 (졸업)</w:t>
+              <w:t>학교명 입력 (졸업)</w:t>
             </w:r>
           </w:p>
         </w:tc>
@@ -736,7 +736,7 @@
                 <w:color w:val="A9B0B8"/>
                 <w:sz w:val="16"/>
               </w:rPr>
-              <w:t>예) 2022.03 ~ 2024.02</w:t>
+              <w:t>예) ○○○○.○○ ~ ○○○○.○○</w:t>
             </w:r>
           </w:p>
         </w:tc>
@@ -1169,7 +1169,7 @@
                 <w:color w:val="A9B0B8"/>
                 <w:sz w:val="16"/>
               </w:rPr>
-              <w:t>예) 2023.05.</w:t>
+              <w:t>예) ○○○○.○○.</w:t>
             </w:r>
           </w:p>
         </w:tc>
@@ -1732,7 +1732,7 @@
                 <w:color w:val="806D42"/>
                 <w:sz w:val="19"/>
               </w:rPr>
-              <w:t>2020~현재 · ○○제조 안전관리 · 위험성 평가 연 24회 · 아차사고 보고 +45%, 재해 0건</w:t>
+              <w:t>기간 입력 · ○○제조 안전관리 · 위험성 평가 연 24회 · 아차사고 보고 +45%, 재해 0건</w:t>
             </w:r>
           </w:p>
         </w:tc>
